--- a/Weekly reports/Week 6/Report.docx
+++ b/Weekly reports/Week 6/Report.docx
@@ -96,6 +96,42 @@
           <w:lang w:val="en-US"/>
         </w:rPr>
         <w:t xml:space="preserve"> After completing the</w:t>
+      </w:r>
+      <w:r>
+        <w:rPr>
+          <w:lang w:val="en-US"/>
+        </w:rPr>
+        <w:t xml:space="preserve"> Target GPA Solver</w:t>
+      </w:r>
+      <w:r>
+        <w:rPr>
+          <w:lang w:val="en-US"/>
+        </w:rPr>
+        <w:t xml:space="preserve"> and its performance</w:t>
+      </w:r>
+      <w:r>
+        <w:rPr>
+          <w:lang w:val="en-US"/>
+        </w:rPr>
+        <w:t xml:space="preserve"> optimizations during</w:t>
+      </w:r>
+      <w:r>
+        <w:rPr>
+          <w:lang w:val="en-US"/>
+        </w:rPr>
+        <w:t xml:space="preserve"> the previous week</w:t>
+      </w:r>
+      <w:r>
+        <w:rPr>
+          <w:lang w:val="en-US"/>
+        </w:rPr>
+        <w:t>, I updated the written thesis</w:t>
+      </w:r>
+      <w:r>
+        <w:rPr>
+          <w:lang w:val="en-US"/>
+        </w:rPr>
+        <w:t xml:space="preserve"> so that</w:t>
       </w:r>
     </w:p>
     <w:sectPr>

--- a/Weekly reports/Week 6/Report.docx
+++ b/Weekly reports/Week 6/Report.docx
@@ -132,6 +132,937 @@
           <w:lang w:val="en-US"/>
         </w:rPr>
         <w:t xml:space="preserve"> so that</w:t>
+      </w:r>
+      <w:r>
+        <w:rPr>
+          <w:lang w:val="en-US"/>
+        </w:rPr>
+        <w:t xml:space="preserve"> the new functionality</w:t>
+      </w:r>
+      <w:r>
+        <w:rPr>
+          <w:lang w:val="en-US"/>
+        </w:rPr>
+        <w:t xml:space="preserve"> and algorithms</w:t>
+      </w:r>
+      <w:r>
+        <w:rPr>
+          <w:lang w:val="en-US"/>
+        </w:rPr>
+        <w:t xml:space="preserve"> are properly reflected</w:t>
+      </w:r>
+      <w:r>
+        <w:rPr>
+          <w:lang w:val="en-US"/>
+        </w:rPr>
+        <w:t xml:space="preserve"> in the design and requirements section</w:t>
+      </w:r>
+      <w:r>
+        <w:rPr>
+          <w:lang w:val="en-US"/>
+        </w:rPr>
+        <w:t>s</w:t>
+      </w:r>
+      <w:r>
+        <w:rPr>
+          <w:lang w:val="en-US"/>
+        </w:rPr>
+        <w:t>.</w:t>
+      </w:r>
+    </w:p>
+    <w:p>
+      <w:pPr>
+        <w:rPr>
+          <w:lang w:val="en-US"/>
+        </w:rPr>
+      </w:pPr>
+    </w:p>
+    <w:p>
+      <w:pPr>
+        <w:rPr>
+          <w:lang w:val="en-US"/>
+        </w:rPr>
+      </w:pPr>
+      <w:r>
+        <w:rPr>
+          <w:lang w:val="en-US"/>
+        </w:rPr>
+        <w:t xml:space="preserve">I first updated the </w:t>
+      </w:r>
+      <w:r>
+        <w:rPr>
+          <w:lang w:val="en-US"/>
+        </w:rPr>
+        <w:t>I</w:t>
+      </w:r>
+      <w:r>
+        <w:rPr>
+          <w:lang w:val="en-US"/>
+        </w:rPr>
+        <w:t>ntroduction</w:t>
+      </w:r>
+      <w:r>
+        <w:rPr>
+          <w:lang w:val="en-US"/>
+        </w:rPr>
+        <w:t xml:space="preserve"> to include the Target GPA</w:t>
+      </w:r>
+      <w:r>
+        <w:rPr>
+          <w:lang w:val="en-US"/>
+        </w:rPr>
+        <w:t xml:space="preserve"> Solver as</w:t>
+      </w:r>
+      <w:r>
+        <w:rPr>
+          <w:lang w:val="en-US"/>
+        </w:rPr>
+        <w:t xml:space="preserve"> one of the main features</w:t>
+      </w:r>
+      <w:r>
+        <w:rPr>
+          <w:lang w:val="en-US"/>
+        </w:rPr>
+        <w:t xml:space="preserve"> of the program.</w:t>
+      </w:r>
+      <w:r>
+        <w:rPr>
+          <w:lang w:val="en-US"/>
+        </w:rPr>
+        <w:t xml:space="preserve"> I also extended the Software Requirements</w:t>
+      </w:r>
+      <w:r>
+        <w:rPr>
+          <w:lang w:val="en-US"/>
+        </w:rPr>
+        <w:t xml:space="preserve"> section with a new</w:t>
+      </w:r>
+      <w:r>
+        <w:rPr>
+          <w:lang w:val="en-US"/>
+        </w:rPr>
+        <w:t xml:space="preserve"> functional requirement</w:t>
+      </w:r>
+      <w:r>
+        <w:rPr>
+          <w:lang w:val="en-US"/>
+        </w:rPr>
+        <w:t xml:space="preserve"> describing the solver</w:t>
+      </w:r>
+      <w:r>
+        <w:rPr>
+          <w:lang w:val="en-US"/>
+        </w:rPr>
+        <w:t xml:space="preserve"> and a performance-related</w:t>
+      </w:r>
+      <w:r>
+        <w:rPr>
+          <w:lang w:val="en-US"/>
+        </w:rPr>
+        <w:t xml:space="preserve"> non-functional requirement.</w:t>
+      </w:r>
+      <w:r>
+        <w:rPr>
+          <w:lang w:val="en-US"/>
+        </w:rPr>
+        <w:t xml:space="preserve"> The new requirement explains that the</w:t>
+      </w:r>
+      <w:r>
+        <w:rPr>
+          <w:lang w:val="en-US"/>
+        </w:rPr>
+        <w:t xml:space="preserve"> user can provide a target</w:t>
+      </w:r>
+      <w:r>
+        <w:rPr>
+          <w:lang w:val="en-US"/>
+        </w:rPr>
+        <w:t xml:space="preserve"> cumulative GPA</w:t>
+      </w:r>
+      <w:r>
+        <w:rPr>
+          <w:lang w:val="en-US"/>
+        </w:rPr>
+        <w:t xml:space="preserve"> and a list of remaining courses</w:t>
+      </w:r>
+      <w:r>
+        <w:rPr>
+          <w:lang w:val="en-US"/>
+        </w:rPr>
+        <w:t>, while the program automatically</w:t>
+      </w:r>
+      <w:r>
+        <w:rPr>
+          <w:lang w:val="en-US"/>
+        </w:rPr>
+        <w:t xml:space="preserve"> searches for a combination</w:t>
+      </w:r>
+      <w:r>
+        <w:rPr>
+          <w:lang w:val="en-US"/>
+        </w:rPr>
+        <w:t xml:space="preserve"> of passing grades that</w:t>
+      </w:r>
+      <w:r>
+        <w:rPr>
+          <w:lang w:val="en-US"/>
+        </w:rPr>
+        <w:t xml:space="preserve"> can achieve the</w:t>
+      </w:r>
+      <w:r>
+        <w:rPr>
+          <w:lang w:val="en-US"/>
+        </w:rPr>
+        <w:t xml:space="preserve"> requested result.</w:t>
+      </w:r>
+    </w:p>
+    <w:p>
+      <w:pPr>
+        <w:rPr>
+          <w:lang w:val="en-US"/>
+        </w:rPr>
+      </w:pPr>
+    </w:p>
+    <w:p>
+      <w:pPr>
+        <w:rPr>
+          <w:lang w:val="en-US"/>
+        </w:rPr>
+      </w:pPr>
+      <w:r>
+        <w:rPr>
+          <w:lang w:val="en-US"/>
+        </w:rPr>
+        <w:t>The largest thesis</w:t>
+      </w:r>
+      <w:r>
+        <w:rPr>
+          <w:lang w:val="en-US"/>
+        </w:rPr>
+        <w:t xml:space="preserve"> update was made</w:t>
+      </w:r>
+      <w:r>
+        <w:rPr>
+          <w:lang w:val="en-US"/>
+        </w:rPr>
+        <w:t xml:space="preserve"> in the Algorithms and</w:t>
+      </w:r>
+      <w:r>
+        <w:rPr>
+          <w:lang w:val="en-US"/>
+        </w:rPr>
+        <w:t xml:space="preserve"> Business Logic section.</w:t>
+      </w:r>
+      <w:r>
+        <w:rPr>
+          <w:lang w:val="en-US"/>
+        </w:rPr>
+        <w:t xml:space="preserve"> I documented the</w:t>
+      </w:r>
+      <w:r>
+        <w:rPr>
+          <w:lang w:val="en-US"/>
+        </w:rPr>
+        <w:t xml:space="preserve"> development of the</w:t>
+      </w:r>
+      <w:r>
+        <w:rPr>
+          <w:lang w:val="en-US"/>
+        </w:rPr>
+        <w:t xml:space="preserve"> Target GPA Solver</w:t>
+      </w:r>
+      <w:r>
+        <w:rPr>
+          <w:lang w:val="en-US"/>
+        </w:rPr>
+        <w:t xml:space="preserve"> from the original recursive</w:t>
+      </w:r>
+      <w:r>
+        <w:rPr>
+          <w:lang w:val="en-US"/>
+        </w:rPr>
+        <w:t xml:space="preserve"> backtracking</w:t>
+      </w:r>
+      <w:r>
+        <w:rPr>
+          <w:lang w:val="en-US"/>
+        </w:rPr>
+        <w:t xml:space="preserve"> implementation to the</w:t>
+      </w:r>
+      <w:r>
+        <w:rPr>
+          <w:lang w:val="en-US"/>
+        </w:rPr>
+        <w:t xml:space="preserve"> optimized version.</w:t>
+      </w:r>
+      <w:r>
+        <w:rPr>
+          <w:lang w:val="en-US"/>
+        </w:rPr>
+        <w:t xml:space="preserve"> The thesis now explains</w:t>
+      </w:r>
+      <w:r>
+        <w:rPr>
+          <w:lang w:val="en-US"/>
+        </w:rPr>
+        <w:t xml:space="preserve"> how the backtracking algorithm</w:t>
+      </w:r>
+      <w:r>
+        <w:rPr>
+          <w:lang w:val="en-US"/>
+        </w:rPr>
+        <w:t xml:space="preserve"> explores possible grade</w:t>
+      </w:r>
+      <w:r>
+        <w:rPr>
+          <w:lang w:val="en-US"/>
+        </w:rPr>
+        <w:t xml:space="preserve"> combinations and</w:t>
+      </w:r>
+      <w:r>
+        <w:rPr>
+          <w:lang w:val="en-US"/>
+        </w:rPr>
+        <w:t xml:space="preserve"> why its worst-case complexity</w:t>
+      </w:r>
+      <w:r>
+        <w:rPr>
+          <w:lang w:val="en-US"/>
+        </w:rPr>
+        <w:t xml:space="preserve"> grows exponentially</w:t>
+      </w:r>
+      <w:r>
+        <w:rPr>
+          <w:lang w:val="en-US"/>
+        </w:rPr>
+        <w:t xml:space="preserve"> as the number of remaining courses</w:t>
+      </w:r>
+      <w:r>
+        <w:rPr>
+          <w:lang w:val="en-US"/>
+        </w:rPr>
+        <w:t xml:space="preserve"> increases.</w:t>
+      </w:r>
+      <w:r>
+        <w:rPr>
+          <w:lang w:val="en-US"/>
+        </w:rPr>
+        <w:t xml:space="preserve"> I also documented the pruning</w:t>
+      </w:r>
+      <w:r>
+        <w:rPr>
+          <w:lang w:val="en-US"/>
+        </w:rPr>
+        <w:t xml:space="preserve"> rules that</w:t>
+      </w:r>
+      <w:r>
+        <w:rPr>
+          <w:lang w:val="en-US"/>
+        </w:rPr>
+        <w:t xml:space="preserve"> eliminate</w:t>
+      </w:r>
+      <w:r>
+        <w:rPr>
+          <w:lang w:val="en-US"/>
+        </w:rPr>
+        <w:t xml:space="preserve"> search branches when</w:t>
+      </w:r>
+      <w:r>
+        <w:rPr>
+          <w:lang w:val="en-US"/>
+        </w:rPr>
+        <w:t xml:space="preserve"> the target GPA</w:t>
+      </w:r>
+      <w:r>
+        <w:rPr>
+          <w:lang w:val="en-US"/>
+        </w:rPr>
+        <w:t xml:space="preserve"> is already mathematically</w:t>
+      </w:r>
+      <w:r>
+        <w:rPr>
+          <w:lang w:val="en-US"/>
+        </w:rPr>
+        <w:t xml:space="preserve"> impossible or when</w:t>
+      </w:r>
+      <w:r>
+        <w:rPr>
+          <w:lang w:val="en-US"/>
+        </w:rPr>
+        <w:t xml:space="preserve"> the lowest passing grades</w:t>
+      </w:r>
+      <w:r>
+        <w:rPr>
+          <w:lang w:val="en-US"/>
+        </w:rPr>
+        <w:t xml:space="preserve"> are sufficient.</w:t>
+      </w:r>
+    </w:p>
+    <w:p>
+      <w:pPr>
+        <w:rPr>
+          <w:lang w:val="en-US"/>
+        </w:rPr>
+      </w:pPr>
+    </w:p>
+    <w:p>
+      <w:pPr>
+        <w:rPr>
+          <w:lang w:val="en-US"/>
+        </w:rPr>
+      </w:pPr>
+      <w:r>
+        <w:rPr>
+          <w:lang w:val="en-US"/>
+        </w:rPr>
+        <w:t>I then added a separate</w:t>
+      </w:r>
+      <w:r>
+        <w:rPr>
+          <w:lang w:val="en-US"/>
+        </w:rPr>
+        <w:t xml:space="preserve"> subsection describing</w:t>
+      </w:r>
+      <w:r>
+        <w:rPr>
+          <w:lang w:val="en-US"/>
+        </w:rPr>
+        <w:t xml:space="preserve"> dynamic programming through </w:t>
+      </w:r>
+      <w:r>
+        <w:rPr>
+          <w:lang w:val="en-US"/>
+        </w:rPr>
+        <w:t>memorization. This</w:t>
+      </w:r>
+      <w:r>
+        <w:rPr>
+          <w:lang w:val="en-US"/>
+        </w:rPr>
+        <w:t xml:space="preserve"> optimization was introduced</w:t>
+      </w:r>
+      <w:r>
+        <w:rPr>
+          <w:lang w:val="en-US"/>
+        </w:rPr>
+        <w:t xml:space="preserve"> after testing showed</w:t>
+      </w:r>
+      <w:r>
+        <w:rPr>
+          <w:lang w:val="en-US"/>
+        </w:rPr>
+        <w:t xml:space="preserve"> that pruning alone</w:t>
+      </w:r>
+      <w:r>
+        <w:rPr>
+          <w:lang w:val="en-US"/>
+        </w:rPr>
+        <w:t xml:space="preserve"> was still not sufficient</w:t>
+      </w:r>
+      <w:r>
+        <w:rPr>
+          <w:lang w:val="en-US"/>
+        </w:rPr>
+        <w:t xml:space="preserve"> for some large</w:t>
+      </w:r>
+      <w:r>
+        <w:rPr>
+          <w:lang w:val="en-US"/>
+        </w:rPr>
+        <w:t xml:space="preserve"> reachable cases.</w:t>
+      </w:r>
+      <w:r>
+        <w:rPr>
+          <w:lang w:val="en-US"/>
+        </w:rPr>
+        <w:t xml:space="preserve"> The memoized version identifies</w:t>
+      </w:r>
+      <w:r>
+        <w:rPr>
+          <w:lang w:val="en-US"/>
+        </w:rPr>
+        <w:t xml:space="preserve"> a search state using</w:t>
+      </w:r>
+      <w:r>
+        <w:rPr>
+          <w:lang w:val="en-US"/>
+        </w:rPr>
+        <w:t xml:space="preserve"> the current course position</w:t>
+      </w:r>
+      <w:r>
+        <w:rPr>
+          <w:lang w:val="en-US"/>
+        </w:rPr>
+        <w:t xml:space="preserve"> and the</w:t>
+      </w:r>
+      <w:r>
+        <w:rPr>
+          <w:lang w:val="en-US"/>
+        </w:rPr>
+        <w:t xml:space="preserve"> number of quality points</w:t>
+      </w:r>
+      <w:r>
+        <w:rPr>
+          <w:lang w:val="en-US"/>
+        </w:rPr>
+        <w:t xml:space="preserve"> still required.</w:t>
+      </w:r>
+      <w:r>
+        <w:rPr>
+          <w:lang w:val="en-US"/>
+        </w:rPr>
+        <w:t xml:space="preserve"> Results for previously solved</w:t>
+      </w:r>
+      <w:r>
+        <w:rPr>
+          <w:lang w:val="en-US"/>
+        </w:rPr>
+        <w:t xml:space="preserve"> states are</w:t>
+      </w:r>
+      <w:r>
+        <w:rPr>
+          <w:lang w:val="en-US"/>
+        </w:rPr>
+        <w:t xml:space="preserve"> stored and reused</w:t>
+      </w:r>
+      <w:r>
+        <w:rPr>
+          <w:lang w:val="en-US"/>
+        </w:rPr>
+        <w:t>, preventing the same subproblem</w:t>
+      </w:r>
+      <w:r>
+        <w:rPr>
+          <w:lang w:val="en-US"/>
+        </w:rPr>
+        <w:t xml:space="preserve"> from being calculated repeatedly</w:t>
+      </w:r>
+      <w:r>
+        <w:rPr>
+          <w:lang w:val="en-US"/>
+        </w:rPr>
+        <w:t>.</w:t>
+      </w:r>
+      <w:r>
+        <w:rPr>
+          <w:lang w:val="en-US"/>
+        </w:rPr>
+        <w:t xml:space="preserve"> The thesis also explains the use of scaled integer</w:t>
+      </w:r>
+      <w:r>
+        <w:rPr>
+          <w:lang w:val="en-US"/>
+        </w:rPr>
+        <w:t xml:space="preserve"> grade-point values</w:t>
+      </w:r>
+      <w:r>
+        <w:rPr>
+          <w:lang w:val="en-US"/>
+        </w:rPr>
+        <w:t xml:space="preserve"> to avoid</w:t>
+      </w:r>
+      <w:r>
+        <w:rPr>
+          <w:lang w:val="en-US"/>
+        </w:rPr>
+        <w:t xml:space="preserve"> floating-point</w:t>
+      </w:r>
+      <w:r>
+        <w:rPr>
+          <w:lang w:val="en-US"/>
+        </w:rPr>
+        <w:t xml:space="preserve"> precision issues</w:t>
+      </w:r>
+      <w:r>
+        <w:rPr>
+          <w:lang w:val="en-US"/>
+        </w:rPr>
+        <w:t xml:space="preserve"> in memorization keys.</w:t>
+      </w:r>
+    </w:p>
+    <w:p>
+      <w:pPr>
+        <w:rPr>
+          <w:lang w:val="en-US"/>
+        </w:rPr>
+      </w:pPr>
+    </w:p>
+    <w:p>
+      <w:pPr>
+        <w:rPr>
+          <w:lang w:val="en-US"/>
+        </w:rPr>
+      </w:pPr>
+      <w:r>
+        <w:rPr>
+          <w:lang w:val="en-US"/>
+        </w:rPr>
+        <w:t>Another important task this week</w:t>
+      </w:r>
+      <w:r>
+        <w:rPr>
+          <w:lang w:val="en-US"/>
+        </w:rPr>
+        <w:t xml:space="preserve"> was planning the third</w:t>
+      </w:r>
+      <w:r>
+        <w:rPr>
+          <w:lang w:val="en-US"/>
+        </w:rPr>
+        <w:t xml:space="preserve"> major algorithmic</w:t>
+      </w:r>
+      <w:r>
+        <w:rPr>
+          <w:lang w:val="en-US"/>
+        </w:rPr>
+        <w:t xml:space="preserve"> component of the project</w:t>
+      </w:r>
+      <w:r>
+        <w:rPr>
+          <w:lang w:val="en-US"/>
+        </w:rPr>
+        <w:t>. The next development</w:t>
+      </w:r>
+      <w:r>
+        <w:rPr>
+          <w:lang w:val="en-US"/>
+        </w:rPr>
+        <w:t xml:space="preserve"> stage will extend</w:t>
+      </w:r>
+      <w:r>
+        <w:rPr>
+          <w:lang w:val="en-US"/>
+        </w:rPr>
+        <w:t xml:space="preserve"> the Degree Progress</w:t>
+      </w:r>
+      <w:r>
+        <w:rPr>
+          <w:lang w:val="en-US"/>
+        </w:rPr>
+        <w:t xml:space="preserve"> functionality</w:t>
+      </w:r>
+      <w:r>
+        <w:rPr>
+          <w:lang w:val="en-US"/>
+        </w:rPr>
+        <w:t xml:space="preserve"> with a </w:t>
+      </w:r>
+      <w:r>
+        <w:rPr>
+          <w:lang w:val="en-US"/>
+        </w:rPr>
+        <w:t>Course Prerequisite Planner</w:t>
+      </w:r>
+      <w:r>
+        <w:rPr>
+          <w:lang w:val="en-US"/>
+        </w:rPr>
+        <w:t>.</w:t>
+      </w:r>
+      <w:r>
+        <w:rPr>
+          <w:lang w:val="en-US"/>
+        </w:rPr>
+        <w:t xml:space="preserve"> Courses and prerequisite</w:t>
+      </w:r>
+      <w:r>
+        <w:rPr>
+          <w:lang w:val="en-US"/>
+        </w:rPr>
+        <w:t xml:space="preserve"> relationships</w:t>
+      </w:r>
+      <w:r>
+        <w:rPr>
+          <w:lang w:val="en-US"/>
+        </w:rPr>
+        <w:t xml:space="preserve"> will be represented as</w:t>
+      </w:r>
+      <w:r>
+        <w:rPr>
+          <w:lang w:val="en-US"/>
+        </w:rPr>
+        <w:t xml:space="preserve"> a directed graph</w:t>
+      </w:r>
+      <w:r>
+        <w:rPr>
+          <w:lang w:val="en-US"/>
+        </w:rPr>
+        <w:t>, and a topological sorting</w:t>
+      </w:r>
+      <w:r>
+        <w:rPr>
+          <w:lang w:val="en-US"/>
+        </w:rPr>
+        <w:t xml:space="preserve"> algorithm will be used to</w:t>
+      </w:r>
+      <w:r>
+        <w:rPr>
+          <w:lang w:val="en-US"/>
+        </w:rPr>
+        <w:t xml:space="preserve"> determine a valid order</w:t>
+      </w:r>
+      <w:r>
+        <w:rPr>
+          <w:lang w:val="en-US"/>
+        </w:rPr>
+        <w:t xml:space="preserve"> in which planned courses</w:t>
+      </w:r>
+      <w:r>
+        <w:rPr>
+          <w:lang w:val="en-US"/>
+        </w:rPr>
+        <w:t xml:space="preserve"> can be taken.</w:t>
+      </w:r>
+      <w:r>
+        <w:rPr>
+          <w:lang w:val="en-US"/>
+        </w:rPr>
+        <w:t xml:space="preserve"> Cycle detection will</w:t>
+      </w:r>
+      <w:r>
+        <w:rPr>
+          <w:lang w:val="en-US"/>
+        </w:rPr>
+        <w:t xml:space="preserve"> also be used to</w:t>
+      </w:r>
+      <w:r>
+        <w:rPr>
+          <w:lang w:val="en-US"/>
+        </w:rPr>
+        <w:t xml:space="preserve"> identify</w:t>
+      </w:r>
+      <w:r>
+        <w:rPr>
+          <w:lang w:val="en-US"/>
+        </w:rPr>
+        <w:t xml:space="preserve"> invalid prerequisite relationships.</w:t>
+      </w:r>
+    </w:p>
+    <w:p>
+      <w:pPr>
+        <w:rPr>
+          <w:lang w:val="en-US"/>
+        </w:rPr>
+      </w:pPr>
+    </w:p>
+    <w:p>
+      <w:pPr>
+        <w:rPr>
+          <w:lang w:val="en-US"/>
+        </w:rPr>
+      </w:pPr>
+      <w:r>
+        <w:rPr>
+          <w:lang w:val="en-US"/>
+        </w:rPr>
+        <w:t>Finally</w:t>
+      </w:r>
+      <w:r>
+        <w:rPr>
+          <w:lang w:val="en-US"/>
+        </w:rPr>
+        <w:t>, I prepared a ten-slide</w:t>
+      </w:r>
+      <w:r>
+        <w:rPr>
+          <w:lang w:val="en-US"/>
+        </w:rPr>
+        <w:t xml:space="preserve"> presentation summarizing</w:t>
+      </w:r>
+      <w:r>
+        <w:rPr>
+          <w:lang w:val="en-US"/>
+        </w:rPr>
+        <w:t xml:space="preserve"> the project so far</w:t>
+      </w:r>
+      <w:r>
+        <w:rPr>
+          <w:lang w:val="en-US"/>
+        </w:rPr>
+        <w:t xml:space="preserve"> for a five-minute </w:t>
+      </w:r>
+      <w:r>
+        <w:rPr>
+          <w:lang w:val="en-US"/>
+        </w:rPr>
+        <w:t>progress video.</w:t>
+      </w:r>
+      <w:r>
+        <w:rPr>
+          <w:lang w:val="en-US"/>
+        </w:rPr>
+        <w:t xml:space="preserve"> The presentation covers</w:t>
+      </w:r>
+      <w:r>
+        <w:rPr>
+          <w:lang w:val="en-US"/>
+        </w:rPr>
+        <w:t xml:space="preserve"> the program goal</w:t>
+      </w:r>
+      <w:r>
+        <w:rPr>
+          <w:lang w:val="en-US"/>
+        </w:rPr>
+        <w:t>, architecture</w:t>
+      </w:r>
+      <w:r>
+        <w:rPr>
+          <w:lang w:val="en-US"/>
+        </w:rPr>
+        <w:t>, data model</w:t>
+      </w:r>
+      <w:r>
+        <w:rPr>
+          <w:lang w:val="en-US"/>
+        </w:rPr>
+        <w:t>, implemented functionality</w:t>
+      </w:r>
+      <w:r>
+        <w:rPr>
+          <w:lang w:val="en-US"/>
+        </w:rPr>
+        <w:t>, What-if GPA Calculator</w:t>
+      </w:r>
+      <w:r>
+        <w:rPr>
+          <w:lang w:val="en-US"/>
+        </w:rPr>
+        <w:t>, Target GPA Solver</w:t>
+      </w:r>
+      <w:r>
+        <w:rPr>
+          <w:lang w:val="en-US"/>
+        </w:rPr>
+        <w:t xml:space="preserve">, backtracking with </w:t>
+      </w:r>
+      <w:r>
+        <w:rPr>
+          <w:lang w:val="en-US"/>
+        </w:rPr>
+        <w:lastRenderedPageBreak/>
+        <w:t>pruning</w:t>
+      </w:r>
+      <w:r>
+        <w:rPr>
+          <w:lang w:val="en-US"/>
+        </w:rPr>
+        <w:t xml:space="preserve">, </w:t>
+      </w:r>
+      <w:r>
+        <w:rPr>
+          <w:lang w:val="en-US"/>
+        </w:rPr>
+        <w:t>memorization, and the planned next steps</w:t>
+      </w:r>
+      <w:r>
+        <w:rPr>
+          <w:lang w:val="en-US"/>
+        </w:rPr>
+        <w:t>. I</w:t>
+      </w:r>
+      <w:r>
+        <w:rPr>
+          <w:lang w:val="en-US"/>
+        </w:rPr>
+        <w:t xml:space="preserve"> also prepared a</w:t>
+      </w:r>
+      <w:r>
+        <w:rPr>
+          <w:lang w:val="en-US"/>
+        </w:rPr>
+        <w:t xml:space="preserve"> shortened speaking script</w:t>
+      </w:r>
+      <w:r>
+        <w:rPr>
+          <w:lang w:val="en-US"/>
+        </w:rPr>
+        <w:t xml:space="preserve"> so that the presentation</w:t>
+      </w:r>
+      <w:r>
+        <w:rPr>
+          <w:lang w:val="en-US"/>
+        </w:rPr>
+        <w:t xml:space="preserve"> can be delivered naturally</w:t>
+      </w:r>
+      <w:r>
+        <w:rPr>
+          <w:lang w:val="en-US"/>
+        </w:rPr>
+        <w:t xml:space="preserve"> without </w:t>
+      </w:r>
+      <w:r>
+        <w:rPr>
+          <w:lang w:val="en-US"/>
+        </w:rPr>
+        <w:t>memorizing a long text</w:t>
+      </w:r>
+      <w:r>
+        <w:rPr>
+          <w:lang w:val="en-US"/>
+        </w:rPr>
+        <w:t>.</w:t>
+      </w:r>
+    </w:p>
+    <w:p>
+      <w:pPr>
+        <w:rPr>
+          <w:lang w:val="en-US"/>
+        </w:rPr>
+      </w:pPr>
+    </w:p>
+    <w:p>
+      <w:pPr>
+        <w:rPr>
+          <w:lang w:val="en-US"/>
+        </w:rPr>
+      </w:pPr>
+      <w:r>
+        <w:rPr>
+          <w:lang w:val="en-US"/>
+        </w:rPr>
+        <w:t>During the next week</w:t>
+      </w:r>
+      <w:r>
+        <w:rPr>
+          <w:lang w:val="en-US"/>
+        </w:rPr>
+        <w:t>, I plan to begin Stage 9</w:t>
+      </w:r>
+      <w:r>
+        <w:rPr>
+          <w:lang w:val="en-US"/>
+        </w:rPr>
+        <w:t xml:space="preserve"> by implementing Degree Progress</w:t>
+      </w:r>
+      <w:r>
+        <w:rPr>
+          <w:lang w:val="en-US"/>
+        </w:rPr>
+        <w:t xml:space="preserve"> and the Course Prerequisite</w:t>
+      </w:r>
+      <w:r>
+        <w:rPr>
+          <w:lang w:val="en-US"/>
+        </w:rPr>
+        <w:t xml:space="preserve"> Planner</w:t>
+      </w:r>
+      <w:r>
+        <w:rPr>
+          <w:lang w:val="en-US"/>
+        </w:rPr>
+        <w:t>, including the graph representation</w:t>
+      </w:r>
+      <w:r>
+        <w:rPr>
+          <w:lang w:val="en-US"/>
+        </w:rPr>
+        <w:t>, topological sorting</w:t>
+      </w:r>
+      <w:r>
+        <w:rPr>
+          <w:lang w:val="en-US"/>
+        </w:rPr>
+        <w:t>, and cycle detection.</w:t>
       </w:r>
     </w:p>
     <w:sectPr>
